--- a/module-8/The Dangers of Change Approval Processes.docx
+++ b/module-8/The Dangers of Change Approval Processes.docx
@@ -43,15 +43,7 @@
         <w:tab/>
       </w:r>
       <w:r>
-        <w:t xml:space="preserve">Legacy change approval processes have been the standard in IT operations for decades, a way to ensure system stability and prevent risk. Yet the most recent research and case studies increasingly demand that such approval mechanisms might well be serving against the needs of modern software development environments, particularly with DevOps methodology. Instead of reducing risk, these processes </w:t>
-      </w:r>
-      <w:proofErr w:type="gramStart"/>
-      <w:r>
-        <w:t>have a tendency to</w:t>
-      </w:r>
-      <w:proofErr w:type="gramEnd"/>
-      <w:r>
-        <w:t xml:space="preserve"> introduce unnecessary delays, decrease accountability, and provide a false sense of security, ultimately jeopardizing the stability they aim to maintain. This paper addresses the inefficiencies of conventional change approval processes, emphasizing their negative impact on agility and reliability.</w:t>
+        <w:t>Legacy change approval processes have been the standard in IT operations for decades, a way to ensure system stability and prevent risk. Yet the most recent research and case studies increasingly demand that such approval mechanisms might well be serving against the needs of modern software development environments, particularly with DevOps methodology. Instead of reducing risk, these processes have a tendency to introduce unnecessary delays, decrease accountability, and provide a false sense of security, ultimately jeopardizing the stability they aim to maintain. This paper addresses the inefficiencies of conventional change approval processes, emphasizing their negative impact on agility and reliability.</w:t>
       </w:r>
     </w:p>
     <w:p>
@@ -67,7 +59,19 @@
         <w:ind w:firstLine="720"/>
       </w:pPr>
       <w:r>
-        <w:t>The DevOps Handbook reinforces this observation, arguing that automated change approval processes often create bottlenecks rather than improving safety. These processes may shift accountability away from engineers—who best understand their own deployments—and into the hands of a committee with less technical context (Kim et al., 2021). As a result, teams often focus on circumventing these approvals rather than implementing safer changes, leading to higher failure rates after deployment.</w:t>
+        <w:t>The DevOps Handbook reinforces this observation, arguing that automated change approval processes often create bottlenecks rather than improving safety. These processes may shift accountability away from engineers</w:t>
+      </w:r>
+      <w:r>
+        <w:t xml:space="preserve"> </w:t>
+      </w:r>
+      <w:r>
+        <w:t>who best understand their own deployments</w:t>
+      </w:r>
+      <w:r>
+        <w:t xml:space="preserve"> </w:t>
+      </w:r>
+      <w:r>
+        <w:t>and into the hands of a committee with less technical context (Kim et al., 2021). As a result, teams often focus on circumventing these approvals rather than implementing safer changes, leading to higher failure rates after deployment.</w:t>
       </w:r>
     </w:p>
     <w:p>
@@ -75,23 +79,19 @@
         <w:ind w:firstLine="720"/>
       </w:pPr>
       <w:r>
-        <w:t xml:space="preserve">A 2021 IT Revolution blog article highlights the issue of "illusionary control," in </w:t>
-      </w:r>
-      <w:proofErr w:type="gramStart"/>
-      <w:r>
-        <w:t>which change</w:t>
-      </w:r>
-      <w:proofErr w:type="gramEnd"/>
-      <w:r>
-        <w:t xml:space="preserve"> advisory boards approve or reject modifications without possessing real-time metrics or comprehensive understanding. This disconnect can lead to arbitrary </w:t>
-      </w:r>
-      <w:proofErr w:type="gramStart"/>
-      <w:r>
-        <w:t>decisions—</w:t>
-      </w:r>
-      <w:proofErr w:type="gramEnd"/>
-      <w:r>
-        <w:t>blanket approvals or unjustified rejections—which undermine trust and efficiency (IT Revolution, 2021). In contrast, automated testing, continuous integration (CI), and progressive delivery methods provide immediate feedback, significantly reducing risk while encouraging transparency within engineering teams</w:t>
+        <w:t>A 2021 IT Revolution blog article highlights the issue of "illusionary control," in which change advisory boards approve or reject modifications without possessing real-time metrics or comprehensive understanding. This disconnect can lead to arbitrary decisions</w:t>
+      </w:r>
+      <w:r>
+        <w:t xml:space="preserve"> </w:t>
+      </w:r>
+      <w:r>
+        <w:t>blanket approvals or unjustified rejections</w:t>
+      </w:r>
+      <w:r>
+        <w:t xml:space="preserve"> </w:t>
+      </w:r>
+      <w:r>
+        <w:t>which undermine trust and efficiency (IT Revolution, 2021). In contrast, automated testing, continuous integration (CI), and progressive delivery methods provide immediate feedback, significantly reducing risk while encouraging transparency within engineering teams</w:t>
       </w:r>
     </w:p>
     <w:p>
@@ -783,6 +783,7 @@
   <w:style w:type="character" w:default="1" w:styleId="DefaultParagraphFont">
     <w:name w:val="Default Paragraph Font"/>
     <w:uiPriority w:val="1"/>
+    <w:semiHidden/>
     <w:unhideWhenUsed/>
   </w:style>
   <w:style w:type="table" w:default="1" w:styleId="TableNormal">
